--- a/Report_M25DE1020.docx
+++ b/Report_M25DE1020.docx
@@ -24,12 +24,30 @@
         </w:rPr>
         <w:t xml:space="preserve"> </w:t>
       </w:r>
-    </w:p>
-    <w:p>
-      <w:pPr>
-        <w:pStyle w:val="NormalWeb"/>
-      </w:pPr>
-      <w:r>
+      <w:hyperlink r:id="rId5" w:history="1">
+        <w:r>
+          <w:rPr>
+            <w:rStyle w:val="Hyperlink"/>
+          </w:rPr>
+          <w:t>https://github.com/maste21/Speech_Assignment1.git</w:t>
+        </w:r>
+      </w:hyperlink>
+    </w:p>
+    <w:p>
+      <w:pPr>
+        <w:pStyle w:val="Heading2"/>
+        <w:rPr>
+          <w:color w:val="7F3F00"/>
+          <w:sz w:val="28"/>
+          <w:szCs w:val="28"/>
+        </w:rPr>
+      </w:pPr>
+      <w:r>
+        <w:rPr>
+          <w:color w:val="7F3F00"/>
+          <w:sz w:val="28"/>
+          <w:szCs w:val="28"/>
+        </w:rPr>
         <w:t>The implementation is divided into three parts:</w:t>
       </w:r>
     </w:p>
@@ -143,31 +161,7 @@
           <w:sz w:val="24"/>
           <w:szCs w:val="24"/>
         </w:rPr>
-        <w:t xml:space="preserve"> f</w:t>
-      </w:r>
-      <w:r>
-        <w:rPr>
-          <w:rFonts w:ascii="Times New Roman" w:eastAsia="Times New Roman" w:hAnsi="Times New Roman" w:cs="Times New Roman"/>
-          <w:sz w:val="24"/>
-          <w:szCs w:val="24"/>
-        </w:rPr>
-        <w:t>or all three questions</w:t>
-      </w:r>
-      <w:r>
-        <w:rPr>
-          <w:rFonts w:ascii="Times New Roman" w:eastAsia="Times New Roman" w:hAnsi="Times New Roman" w:cs="Times New Roman"/>
-          <w:sz w:val="24"/>
-          <w:szCs w:val="24"/>
-        </w:rPr>
-        <w:t>.</w:t>
-      </w:r>
-      <w:r>
-        <w:rPr>
-          <w:rFonts w:ascii="Times New Roman" w:eastAsia="Times New Roman" w:hAnsi="Times New Roman" w:cs="Times New Roman"/>
-          <w:sz w:val="24"/>
-          <w:szCs w:val="24"/>
-        </w:rPr>
-        <w:t xml:space="preserve"> </w:t>
+        <w:t xml:space="preserve"> for all three questions. </w:t>
       </w:r>
       <w:r>
         <w:rPr>
@@ -715,6 +709,7 @@
           <w:rFonts w:ascii="Times New Roman" w:hAnsi="Times New Roman" w:cs="Times New Roman"/>
           <w:color w:val="004E9A"/>
         </w:rPr>
+        <w:lastRenderedPageBreak/>
         <w:t>Observations:</w:t>
       </w:r>
     </w:p>
@@ -739,7 +734,6 @@
         </w:numPr>
       </w:pPr>
       <w:r>
-        <w:lastRenderedPageBreak/>
         <w:t>Hamming and Hanning reduce leakage but slightly lower SNR</w:t>
       </w:r>
     </w:p>
@@ -943,6 +937,7 @@
       <w:r>
         <w:rPr>
           <w:rFonts w:ascii="Times New Roman" w:hAnsi="Times New Roman" w:cs="Times New Roman"/>
+          <w:noProof/>
           <w:sz w:val="24"/>
         </w:rPr>
         <w:drawing>
@@ -961,7 +956,7 @@
                     <pic:cNvPicPr/>
                   </pic:nvPicPr>
                   <pic:blipFill>
-                    <a:blip r:embed="rId5"/>
+                    <a:blip r:embed="rId6"/>
                     <a:stretch>
                       <a:fillRect/>
                     </a:stretch>
@@ -997,7 +992,7 @@
         </w:rPr>
         <w:lastRenderedPageBreak/>
         <w:drawing>
-          <wp:inline distT="0" distB="0" distL="0" distR="0" wp14:anchorId="59F70E12" wp14:editId="3914F757">
+          <wp:inline distT="0" distB="0" distL="0" distR="0" wp14:anchorId="59F70E12" wp14:editId="3DD58508">
             <wp:extent cx="5943600" cy="2377440"/>
             <wp:effectExtent l="0" t="0" r="0" b="3810"/>
             <wp:docPr id="10" name="Picture 10" descr="C:\Users\HP\Desktop\Speech Assignment1\mfcc_output.png"/>
@@ -1014,7 +1009,7 @@
                     </pic:cNvPicPr>
                   </pic:nvPicPr>
                   <pic:blipFill>
-                    <a:blip r:embed="rId6" cstate="print">
+                    <a:blip r:embed="rId7" cstate="print">
                       <a:extLst>
                         <a:ext uri="{28A0092B-C50C-407E-A947-70E740481C1C}">
                           <a14:useLocalDpi xmlns:a14="http://schemas.microsoft.com/office/drawing/2010/main" val="0"/>
@@ -1056,6 +1051,7 @@
       <w:r>
         <w:rPr>
           <w:rFonts w:ascii="Times New Roman" w:hAnsi="Times New Roman" w:cs="Times New Roman"/>
+          <w:noProof/>
           <w:sz w:val="24"/>
         </w:rPr>
         <w:drawing>
@@ -1074,7 +1070,7 @@
                     <pic:cNvPicPr/>
                   </pic:nvPicPr>
                   <pic:blipFill>
-                    <a:blip r:embed="rId7"/>
+                    <a:blip r:embed="rId8"/>
                     <a:stretch>
                       <a:fillRect/>
                     </a:stretch>
@@ -1126,7 +1122,7 @@
                     </pic:cNvPicPr>
                   </pic:nvPicPr>
                   <pic:blipFill>
-                    <a:blip r:embed="rId8" cstate="print">
+                    <a:blip r:embed="rId9" cstate="print">
                       <a:extLst>
                         <a:ext uri="{28A0092B-C50C-407E-A947-70E740481C1C}">
                           <a14:useLocalDpi xmlns:a14="http://schemas.microsoft.com/office/drawing/2010/main" val="0"/>
@@ -1168,6 +1164,7 @@
       <w:r>
         <w:rPr>
           <w:rFonts w:ascii="Times New Roman" w:hAnsi="Times New Roman" w:cs="Times New Roman"/>
+          <w:noProof/>
           <w:sz w:val="24"/>
         </w:rPr>
         <w:drawing>
@@ -1186,7 +1183,7 @@
                     <pic:cNvPicPr/>
                   </pic:nvPicPr>
                   <pic:blipFill>
-                    <a:blip r:embed="rId9"/>
+                    <a:blip r:embed="rId10"/>
                     <a:stretch>
                       <a:fillRect/>
                     </a:stretch>
@@ -1222,7 +1219,7 @@
         </w:rPr>
         <w:lastRenderedPageBreak/>
         <w:drawing>
-          <wp:inline distT="0" distB="0" distL="0" distR="0" wp14:anchorId="28C42325" wp14:editId="289361A0">
+          <wp:inline distT="0" distB="0" distL="0" distR="0" wp14:anchorId="28C42325" wp14:editId="7C755F4A">
             <wp:extent cx="5943600" cy="3962400"/>
             <wp:effectExtent l="0" t="0" r="0" b="0"/>
             <wp:docPr id="12" name="Picture 12" descr="C:\Users\HP\Desktop\Speech Assignment1\voiced_unvoiced.png"/>
@@ -1239,7 +1236,7 @@
                     </pic:cNvPicPr>
                   </pic:nvPicPr>
                   <pic:blipFill>
-                    <a:blip r:embed="rId10" cstate="print">
+                    <a:blip r:embed="rId11" cstate="print">
                       <a:extLst>
                         <a:ext uri="{28A0092B-C50C-407E-A947-70E740481C1C}">
                           <a14:useLocalDpi xmlns:a14="http://schemas.microsoft.com/office/drawing/2010/main" val="0"/>
@@ -1281,6 +1278,7 @@
       <w:r>
         <w:rPr>
           <w:rFonts w:ascii="Times New Roman" w:hAnsi="Times New Roman" w:cs="Times New Roman"/>
+          <w:noProof/>
           <w:sz w:val="24"/>
         </w:rPr>
         <w:drawing>
@@ -1299,7 +1297,7 @@
                     <pic:cNvPicPr/>
                   </pic:nvPicPr>
                   <pic:blipFill>
-                    <a:blip r:embed="rId11"/>
+                    <a:blip r:embed="rId12"/>
                     <a:stretch>
                       <a:fillRect/>
                     </a:stretch>
@@ -1344,7 +1342,7 @@
           <w:szCs w:val="48"/>
         </w:rPr>
         <w:drawing>
-          <wp:inline distT="0" distB="0" distL="0" distR="0" wp14:anchorId="18220D43" wp14:editId="734B3DEB">
+          <wp:inline distT="0" distB="0" distL="0" distR="0" wp14:anchorId="18220D43" wp14:editId="3B02FB74">
             <wp:extent cx="5943600" cy="1981200"/>
             <wp:effectExtent l="0" t="0" r="0" b="0"/>
             <wp:docPr id="13" name="Picture 13" descr="C:\Users\HP\Desktop\Speech Assignment1\phonetic_mapping.png"/>
@@ -1361,7 +1359,7 @@
                     </pic:cNvPicPr>
                   </pic:nvPicPr>
                   <pic:blipFill>
-                    <a:blip r:embed="rId12" cstate="print">
+                    <a:blip r:embed="rId13" cstate="print">
                       <a:extLst>
                         <a:ext uri="{28A0092B-C50C-407E-A947-70E740481C1C}">
                           <a14:useLocalDpi xmlns:a14="http://schemas.microsoft.com/office/drawing/2010/main" val="0"/>
@@ -1837,6 +1835,7 @@
       <w:r>
         <w:rPr>
           <w:rFonts w:ascii="Times New Roman" w:hAnsi="Times New Roman" w:cs="Times New Roman"/>
+          <w:noProof/>
           <w:sz w:val="24"/>
         </w:rPr>
         <w:lastRenderedPageBreak/>
@@ -1856,7 +1855,7 @@
                     <pic:cNvPicPr/>
                   </pic:nvPicPr>
                   <pic:blipFill>
-                    <a:blip r:embed="rId13"/>
+                    <a:blip r:embed="rId14"/>
                     <a:stretch>
                       <a:fillRect/>
                     </a:stretch>
@@ -1895,6 +1894,7 @@
       <w:r>
         <w:rPr>
           <w:rFonts w:ascii="Times New Roman" w:hAnsi="Times New Roman" w:cs="Times New Roman"/>
+          <w:noProof/>
           <w:sz w:val="24"/>
         </w:rPr>
         <w:drawing>
@@ -1913,7 +1913,7 @@
                     <pic:cNvPicPr/>
                   </pic:nvPicPr>
                   <pic:blipFill>
-                    <a:blip r:embed="rId14"/>
+                    <a:blip r:embed="rId15"/>
                     <a:stretch>
                       <a:fillRect/>
                     </a:stretch>
@@ -1976,7 +1976,7 @@
                     </pic:cNvPicPr>
                   </pic:nvPicPr>
                   <pic:blipFill>
-                    <a:blip r:embed="rId15" cstate="print">
+                    <a:blip r:embed="rId16" cstate="print">
                       <a:extLst>
                         <a:ext uri="{28A0092B-C50C-407E-A947-70E740481C1C}">
                           <a14:useLocalDpi xmlns:a14="http://schemas.microsoft.com/office/drawing/2010/main" val="0"/>
@@ -2676,6 +2676,7 @@
       <w:r>
         <w:rPr>
           <w:rFonts w:ascii="Times New Roman" w:hAnsi="Times New Roman" w:cs="Times New Roman"/>
+          <w:noProof/>
           <w:sz w:val="24"/>
         </w:rPr>
         <w:lastRenderedPageBreak/>
@@ -2695,7 +2696,7 @@
                     <pic:cNvPicPr/>
                   </pic:nvPicPr>
                   <pic:blipFill>
-                    <a:blip r:embed="rId16"/>
+                    <a:blip r:embed="rId17"/>
                     <a:stretch>
                       <a:fillRect/>
                     </a:stretch>
@@ -2747,7 +2748,7 @@
                     </pic:cNvPicPr>
                   </pic:nvPicPr>
                   <pic:blipFill>
-                    <a:blip r:embed="rId17" cstate="print">
+                    <a:blip r:embed="rId18" cstate="print">
                       <a:extLst>
                         <a:ext uri="{28A0092B-C50C-407E-A947-70E740481C1C}">
                           <a14:useLocalDpi xmlns:a14="http://schemas.microsoft.com/office/drawing/2010/main" val="0"/>
@@ -2789,6 +2790,7 @@
       <w:r>
         <w:rPr>
           <w:rFonts w:ascii="Times New Roman" w:hAnsi="Times New Roman" w:cs="Times New Roman"/>
+          <w:noProof/>
           <w:sz w:val="24"/>
         </w:rPr>
         <w:drawing>
@@ -2807,7 +2809,7 @@
                     <pic:cNvPicPr/>
                   </pic:nvPicPr>
                   <pic:blipFill>
-                    <a:blip r:embed="rId18"/>
+                    <a:blip r:embed="rId19"/>
                     <a:stretch>
                       <a:fillRect/>
                     </a:stretch>
@@ -2860,7 +2862,7 @@
                     </pic:cNvPicPr>
                   </pic:nvPicPr>
                   <pic:blipFill>
-                    <a:blip r:embed="rId19" cstate="print">
+                    <a:blip r:embed="rId20" cstate="print">
                       <a:extLst>
                         <a:ext uri="{28A0092B-C50C-407E-A947-70E740481C1C}">
                           <a14:useLocalDpi xmlns:a14="http://schemas.microsoft.com/office/drawing/2010/main" val="0"/>
@@ -2909,6 +2911,7 @@
       <w:r>
         <w:rPr>
           <w:rFonts w:ascii="Times New Roman" w:hAnsi="Times New Roman" w:cs="Times New Roman"/>
+          <w:noProof/>
         </w:rPr>
         <w:drawing>
           <wp:inline distT="0" distB="0" distL="0" distR="0" wp14:anchorId="7D3C6ADA" wp14:editId="11DC1E0A">
@@ -2926,7 +2929,7 @@
                     <pic:cNvPicPr/>
                   </pic:nvPicPr>
                   <pic:blipFill>
-                    <a:blip r:embed="rId20"/>
+                    <a:blip r:embed="rId21"/>
                     <a:stretch>
                       <a:fillRect/>
                     </a:stretch>
@@ -2966,7 +2969,7 @@
         </w:rPr>
         <w:lastRenderedPageBreak/>
         <w:drawing>
-          <wp:inline distT="0" distB="0" distL="0" distR="0" wp14:anchorId="06BCDDC2" wp14:editId="01DE7CF0">
+          <wp:inline distT="0" distB="0" distL="0" distR="0" wp14:anchorId="06BCDDC2" wp14:editId="6BB28771">
             <wp:extent cx="5943600" cy="1981200"/>
             <wp:effectExtent l="0" t="0" r="0" b="0"/>
             <wp:docPr id="17" name="Picture 17" descr="C:\Users\HP\Desktop\Speech Assignment1\fair_training_curves.png"/>
@@ -2983,7 +2986,7 @@
                     </pic:cNvPicPr>
                   </pic:nvPicPr>
                   <pic:blipFill>
-                    <a:blip r:embed="rId21" cstate="print">
+                    <a:blip r:embed="rId22" cstate="print">
                       <a:extLst>
                         <a:ext uri="{28A0092B-C50C-407E-A947-70E740481C1C}">
                           <a14:useLocalDpi xmlns:a14="http://schemas.microsoft.com/office/drawing/2010/main" val="0"/>
@@ -11443,6 +11446,7 @@
   <w:style w:type="character" w:default="1" w:styleId="DefaultParagraphFont">
     <w:name w:val="Default Paragraph Font"/>
     <w:uiPriority w:val="1"/>
+    <w:semiHidden/>
     <w:unhideWhenUsed/>
   </w:style>
   <w:style w:type="table" w:default="1" w:styleId="TableNormal">
@@ -11605,6 +11609,18 @@
     <w:rPr>
       <w:color w:val="0563C1" w:themeColor="hyperlink"/>
       <w:u w:val="single"/>
+    </w:rPr>
+  </w:style>
+  <w:style w:type="character" w:styleId="UnresolvedMention">
+    <w:name w:val="Unresolved Mention"/>
+    <w:basedOn w:val="DefaultParagraphFont"/>
+    <w:uiPriority w:val="99"/>
+    <w:semiHidden/>
+    <w:unhideWhenUsed/>
+    <w:rsid w:val="00215FFB"/>
+    <w:rPr>
+      <w:color w:val="605E5C"/>
+      <w:shd w:val="clear" w:color="auto" w:fill="E1DFDD"/>
     </w:rPr>
   </w:style>
 </w:styles>
